--- a/documents/agentflow_database_adr.docx
+++ b/documents/agentflow_database_adr.docx
@@ -2324,12 +2324,7 @@
         <w:spacing w:after="60" w:before="60"/>
       </w:pPr>
       <w:r>
-        <w:rPr>
-          <w:rFonts w:ascii="Arial" w:cs="Arial" w:eastAsia="Arial" w:hAnsi="Arial"/>
-          <w:sz w:val="22"/>
-          <w:szCs w:val="22"/>
-        </w:rPr>
-        <w:t xml:space="preserve">Stores one row per user request. Created the moment a user submits a goal. The status column drives the entire lifecycle. The result column stores the final assembled output once all tasks complete.</w:t>
+        <w:t>Stores one row per user request. Created the moment a user submits a goal. The request_id column is a human-readable public id (WF_1, WF_2, …) assigned by Postgres sequence workflow_request_id_seq — not by application code — so concurrent POST /workflows cannot collide. The status column drives the lifecycle. The result column stores the final assembled JSONB output when complete.</w:t>
       </w:r>
     </w:p>
     <w:p>
@@ -6993,6 +6988,28 @@
       </w:pPr>
       <w:r>
         <w:t xml:space="preserve"/>
+      </w:r>
+    </w:p>
+    <w:p>
+      <w:r>
+        <w:t>Problem: Python max+1 id generation in main.py races under concurrent inserts — two requests can compute the same WF_N and one fails UNIQUE or requires locking.</w:t>
+        <w:br/>
+        <w:br/>
+        <w:t>Decision: CREATE SEQUENCE workflow_request_id_seq; column default 'WF_' || nextval('workflow_request_id_seq')::text. nextval() is atomic in Postgres.</w:t>
+        <w:br/>
+        <w:br/>
+        <w:t>Consequences: table_creation.sql owns id generation; models.py uses server_default on request_id; main.py omits request_id on INSERT and db.refresh() reads it back. Existing databases run the migration block at the bottom of table_creation.sql once.</w:t>
+        <w:br/>
+        <w:br/>
+        <w:t>Rejected alternatives: Python max+1 (race); UUID in request_id (poor UX for polling); Redis INCR (extra infra for V1).</w:t>
+      </w:r>
+    </w:p>
+    <w:p>
+      <w:pPr>
+        <w:pStyle w:val="Heading2"/>
+      </w:pPr>
+      <w:r>
+        <w:t>request_id via Postgres sequence (May 2026)</w:t>
       </w:r>
     </w:p>
     <w:p>
